--- a/docs/capitulos_tt2/07_cap7_documentacion_y_problemas.docx
+++ b/docs/capitulos_tt2/07_cap7_documentacion_y_problemas.docx
@@ -359,8 +359,8 @@
         <w:tblLook w:val="04A0"/>
       </w:tblPr>
       <w:tblGrid>
-        <w:gridCol w:w="3367"/>
-        <w:gridCol w:w="6032"/>
+        <w:gridCol w:w="3226"/>
+        <w:gridCol w:w="6173"/>
       </w:tblGrid>
       <w:tr>
         <w:trPr>
@@ -369,7 +369,7 @@
         </w:trPr>
         <w:tc>
           <w:tcPr>
-            <w:tcW w:w="3367" w:type="dxa"/>
+            <w:tcW w:w="3226" w:type="dxa"/>
             <w:shd w:val="clear" w:color="auto" w:fill="D9D9D9"/>
           </w:tcPr>
           <w:p>
@@ -389,7 +389,7 @@
         </w:tc>
         <w:tc>
           <w:tcPr>
-            <w:tcW w:w="6032" w:type="dxa"/>
+            <w:tcW w:w="6173" w:type="dxa"/>
             <w:shd w:val="clear" w:color="auto" w:fill="D9D9D9"/>
           </w:tcPr>
           <w:p>
@@ -414,7 +414,7 @@
         </w:trPr>
         <w:tc>
           <w:tcPr>
-            <w:tcW w:w="3367" w:type="dxa"/>
+            <w:tcW w:w="3226" w:type="dxa"/>
           </w:tcPr>
           <w:p>
             <w:pPr>
@@ -432,7 +432,7 @@
         </w:tc>
         <w:tc>
           <w:tcPr>
-            <w:tcW w:w="6032" w:type="dxa"/>
+            <w:tcW w:w="6173" w:type="dxa"/>
           </w:tcPr>
           <w:p>
             <w:pPr>
@@ -454,7 +454,7 @@
         </w:trPr>
         <w:tc>
           <w:tcPr>
-            <w:tcW w:w="3367" w:type="dxa"/>
+            <w:tcW w:w="3226" w:type="dxa"/>
           </w:tcPr>
           <w:p>
             <w:pPr>
@@ -487,7 +487,7 @@
         </w:tc>
         <w:tc>
           <w:tcPr>
-            <w:tcW w:w="6032" w:type="dxa"/>
+            <w:tcW w:w="6173" w:type="dxa"/>
           </w:tcPr>
           <w:p>
             <w:pPr>
@@ -509,7 +509,7 @@
         </w:trPr>
         <w:tc>
           <w:tcPr>
-            <w:tcW w:w="3367" w:type="dxa"/>
+            <w:tcW w:w="3226" w:type="dxa"/>
           </w:tcPr>
           <w:p>
             <w:pPr>
@@ -527,7 +527,7 @@
         </w:tc>
         <w:tc>
           <w:tcPr>
-            <w:tcW w:w="6032" w:type="dxa"/>
+            <w:tcW w:w="6173" w:type="dxa"/>
           </w:tcPr>
           <w:p>
             <w:pPr>
@@ -549,7 +549,7 @@
         </w:trPr>
         <w:tc>
           <w:tcPr>
-            <w:tcW w:w="3367" w:type="dxa"/>
+            <w:tcW w:w="3226" w:type="dxa"/>
           </w:tcPr>
           <w:p>
             <w:pPr>
@@ -567,7 +567,7 @@
         </w:tc>
         <w:tc>
           <w:tcPr>
-            <w:tcW w:w="6032" w:type="dxa"/>
+            <w:tcW w:w="6173" w:type="dxa"/>
           </w:tcPr>
           <w:p>
             <w:pPr>
@@ -589,7 +589,7 @@
         </w:trPr>
         <w:tc>
           <w:tcPr>
-            <w:tcW w:w="3367" w:type="dxa"/>
+            <w:tcW w:w="3226" w:type="dxa"/>
           </w:tcPr>
           <w:p>
             <w:pPr>
@@ -607,7 +607,7 @@
         </w:tc>
         <w:tc>
           <w:tcPr>
-            <w:tcW w:w="6032" w:type="dxa"/>
+            <w:tcW w:w="6173" w:type="dxa"/>
           </w:tcPr>
           <w:p>
             <w:pPr>
@@ -629,7 +629,7 @@
         </w:trPr>
         <w:tc>
           <w:tcPr>
-            <w:tcW w:w="3367" w:type="dxa"/>
+            <w:tcW w:w="3226" w:type="dxa"/>
           </w:tcPr>
           <w:p>
             <w:pPr>
@@ -647,7 +647,7 @@
         </w:tc>
         <w:tc>
           <w:tcPr>
-            <w:tcW w:w="6032" w:type="dxa"/>
+            <w:tcW w:w="6173" w:type="dxa"/>
           </w:tcPr>
           <w:p>
             <w:pPr>
@@ -669,7 +669,7 @@
         </w:trPr>
         <w:tc>
           <w:tcPr>
-            <w:tcW w:w="3367" w:type="dxa"/>
+            <w:tcW w:w="3226" w:type="dxa"/>
           </w:tcPr>
           <w:p>
             <w:pPr>
@@ -687,7 +687,7 @@
         </w:tc>
         <w:tc>
           <w:tcPr>
-            <w:tcW w:w="6032" w:type="dxa"/>
+            <w:tcW w:w="6173" w:type="dxa"/>
           </w:tcPr>
           <w:p>
             <w:pPr>
@@ -709,7 +709,7 @@
         </w:trPr>
         <w:tc>
           <w:tcPr>
-            <w:tcW w:w="3367" w:type="dxa"/>
+            <w:tcW w:w="3226" w:type="dxa"/>
           </w:tcPr>
           <w:p>
             <w:pPr>
@@ -727,7 +727,7 @@
         </w:tc>
         <w:tc>
           <w:tcPr>
-            <w:tcW w:w="6032" w:type="dxa"/>
+            <w:tcW w:w="6173" w:type="dxa"/>
           </w:tcPr>
           <w:p>
             <w:pPr>
@@ -749,7 +749,7 @@
         </w:trPr>
         <w:tc>
           <w:tcPr>
-            <w:tcW w:w="3367" w:type="dxa"/>
+            <w:tcW w:w="3226" w:type="dxa"/>
           </w:tcPr>
           <w:p>
             <w:pPr>
@@ -782,7 +782,7 @@
         </w:tc>
         <w:tc>
           <w:tcPr>
-            <w:tcW w:w="6032" w:type="dxa"/>
+            <w:tcW w:w="6173" w:type="dxa"/>
           </w:tcPr>
           <w:p>
             <w:pPr>
@@ -804,7 +804,7 @@
         </w:trPr>
         <w:tc>
           <w:tcPr>
-            <w:tcW w:w="3367" w:type="dxa"/>
+            <w:tcW w:w="3226" w:type="dxa"/>
           </w:tcPr>
           <w:p>
             <w:pPr>
@@ -822,7 +822,7 @@
         </w:tc>
         <w:tc>
           <w:tcPr>
-            <w:tcW w:w="6032" w:type="dxa"/>
+            <w:tcW w:w="6173" w:type="dxa"/>
           </w:tcPr>
           <w:p>
             <w:pPr>
@@ -844,7 +844,7 @@
         </w:trPr>
         <w:tc>
           <w:tcPr>
-            <w:tcW w:w="3367" w:type="dxa"/>
+            <w:tcW w:w="3226" w:type="dxa"/>
           </w:tcPr>
           <w:p>
             <w:pPr>
@@ -862,7 +862,7 @@
         </w:tc>
         <w:tc>
           <w:tcPr>
-            <w:tcW w:w="6032" w:type="dxa"/>
+            <w:tcW w:w="6173" w:type="dxa"/>
           </w:tcPr>
           <w:p>
             <w:pPr>
@@ -884,7 +884,7 @@
         </w:trPr>
         <w:tc>
           <w:tcPr>
-            <w:tcW w:w="3367" w:type="dxa"/>
+            <w:tcW w:w="3226" w:type="dxa"/>
           </w:tcPr>
           <w:p>
             <w:pPr>
@@ -902,7 +902,7 @@
         </w:tc>
         <w:tc>
           <w:tcPr>
-            <w:tcW w:w="6032" w:type="dxa"/>
+            <w:tcW w:w="6173" w:type="dxa"/>
           </w:tcPr>
           <w:p>
             <w:pPr>
@@ -924,7 +924,7 @@
         </w:trPr>
         <w:tc>
           <w:tcPr>
-            <w:tcW w:w="3367" w:type="dxa"/>
+            <w:tcW w:w="3226" w:type="dxa"/>
           </w:tcPr>
           <w:p>
             <w:pPr>
@@ -942,7 +942,7 @@
         </w:tc>
         <w:tc>
           <w:tcPr>
-            <w:tcW w:w="6032" w:type="dxa"/>
+            <w:tcW w:w="6173" w:type="dxa"/>
           </w:tcPr>
           <w:p>
             <w:pPr>
@@ -964,7 +964,7 @@
         </w:trPr>
         <w:tc>
           <w:tcPr>
-            <w:tcW w:w="3367" w:type="dxa"/>
+            <w:tcW w:w="3226" w:type="dxa"/>
           </w:tcPr>
           <w:p>
             <w:pPr>
@@ -982,7 +982,7 @@
         </w:tc>
         <w:tc>
           <w:tcPr>
-            <w:tcW w:w="6032" w:type="dxa"/>
+            <w:tcW w:w="6173" w:type="dxa"/>
           </w:tcPr>
           <w:p>
             <w:pPr>
@@ -1004,7 +1004,7 @@
         </w:trPr>
         <w:tc>
           <w:tcPr>
-            <w:tcW w:w="3367" w:type="dxa"/>
+            <w:tcW w:w="3226" w:type="dxa"/>
           </w:tcPr>
           <w:p>
             <w:pPr>
@@ -1022,7 +1022,7 @@
         </w:tc>
         <w:tc>
           <w:tcPr>
-            <w:tcW w:w="6032" w:type="dxa"/>
+            <w:tcW w:w="6173" w:type="dxa"/>
           </w:tcPr>
           <w:p>
             <w:pPr>
@@ -1044,7 +1044,7 @@
         </w:trPr>
         <w:tc>
           <w:tcPr>
-            <w:tcW w:w="3367" w:type="dxa"/>
+            <w:tcW w:w="3226" w:type="dxa"/>
           </w:tcPr>
           <w:p>
             <w:pPr>
@@ -1062,7 +1062,7 @@
         </w:tc>
         <w:tc>
           <w:tcPr>
-            <w:tcW w:w="6032" w:type="dxa"/>
+            <w:tcW w:w="6173" w:type="dxa"/>
           </w:tcPr>
           <w:p>
             <w:pPr>
@@ -1084,7 +1084,7 @@
         </w:trPr>
         <w:tc>
           <w:tcPr>
-            <w:tcW w:w="3367" w:type="dxa"/>
+            <w:tcW w:w="3226" w:type="dxa"/>
           </w:tcPr>
           <w:p>
             <w:pPr>
@@ -1102,7 +1102,7 @@
         </w:tc>
         <w:tc>
           <w:tcPr>
-            <w:tcW w:w="6032" w:type="dxa"/>
+            <w:tcW w:w="6173" w:type="dxa"/>
           </w:tcPr>
           <w:p>
             <w:pPr>
@@ -1124,7 +1124,7 @@
         </w:trPr>
         <w:tc>
           <w:tcPr>
-            <w:tcW w:w="3367" w:type="dxa"/>
+            <w:tcW w:w="3226" w:type="dxa"/>
           </w:tcPr>
           <w:p>
             <w:pPr>
@@ -1142,7 +1142,7 @@
         </w:tc>
         <w:tc>
           <w:tcPr>
-            <w:tcW w:w="6032" w:type="dxa"/>
+            <w:tcW w:w="6173" w:type="dxa"/>
           </w:tcPr>
           <w:p>
             <w:pPr>
@@ -1164,7 +1164,7 @@
         </w:trPr>
         <w:tc>
           <w:tcPr>
-            <w:tcW w:w="3367" w:type="dxa"/>
+            <w:tcW w:w="3226" w:type="dxa"/>
           </w:tcPr>
           <w:p>
             <w:pPr>
@@ -1197,7 +1197,7 @@
         </w:tc>
         <w:tc>
           <w:tcPr>
-            <w:tcW w:w="6032" w:type="dxa"/>
+            <w:tcW w:w="6173" w:type="dxa"/>
           </w:tcPr>
           <w:p>
             <w:pPr>
@@ -1219,7 +1219,7 @@
         </w:trPr>
         <w:tc>
           <w:tcPr>
-            <w:tcW w:w="3367" w:type="dxa"/>
+            <w:tcW w:w="3226" w:type="dxa"/>
           </w:tcPr>
           <w:p>
             <w:pPr>
@@ -1237,7 +1237,7 @@
         </w:tc>
         <w:tc>
           <w:tcPr>
-            <w:tcW w:w="6032" w:type="dxa"/>
+            <w:tcW w:w="6173" w:type="dxa"/>
           </w:tcPr>
           <w:p>
             <w:pPr>
@@ -1259,7 +1259,7 @@
         </w:trPr>
         <w:tc>
           <w:tcPr>
-            <w:tcW w:w="3367" w:type="dxa"/>
+            <w:tcW w:w="3226" w:type="dxa"/>
           </w:tcPr>
           <w:p>
             <w:pPr>
@@ -1277,7 +1277,7 @@
         </w:tc>
         <w:tc>
           <w:tcPr>
-            <w:tcW w:w="6032" w:type="dxa"/>
+            <w:tcW w:w="6173" w:type="dxa"/>
           </w:tcPr>
           <w:p>
             <w:pPr>
@@ -1299,7 +1299,7 @@
         </w:trPr>
         <w:tc>
           <w:tcPr>
-            <w:tcW w:w="3367" w:type="dxa"/>
+            <w:tcW w:w="3226" w:type="dxa"/>
           </w:tcPr>
           <w:p>
             <w:pPr>
@@ -1332,7 +1332,7 @@
         </w:tc>
         <w:tc>
           <w:tcPr>
-            <w:tcW w:w="6032" w:type="dxa"/>
+            <w:tcW w:w="6173" w:type="dxa"/>
           </w:tcPr>
           <w:p>
             <w:pPr>
@@ -1354,7 +1354,7 @@
         </w:trPr>
         <w:tc>
           <w:tcPr>
-            <w:tcW w:w="3367" w:type="dxa"/>
+            <w:tcW w:w="3226" w:type="dxa"/>
           </w:tcPr>
           <w:p>
             <w:pPr>
@@ -1372,7 +1372,7 @@
         </w:tc>
         <w:tc>
           <w:tcPr>
-            <w:tcW w:w="6032" w:type="dxa"/>
+            <w:tcW w:w="6173" w:type="dxa"/>
           </w:tcPr>
           <w:p>
             <w:pPr>
@@ -1384,6 +1384,46 @@
                 <w:szCs w:val="20"/>
               </w:rPr>
               <w:t xml:space="preserve">Recibe lo que se hizo sin internet</w:t>
+            </w:r>
+          </w:p>
+        </w:tc>
+      </w:tr>
+      <w:tr>
+        <w:trPr>
+          <w:cantSplit/>
+        </w:trPr>
+        <w:tc>
+          <w:tcPr>
+            <w:tcW w:w="3226" w:type="dxa"/>
+          </w:tcPr>
+          <w:p>
+            <w:pPr>
+              <w:spacing w:before="40" w:after="40" w:line="240" w:lineRule="auto"/>
+            </w:pPr>
+            <w:r>
+              <w:rPr>
+                <w:rFonts w:ascii="Consolas" w:hAnsi="Consolas" w:cs="Consolas"/>
+                <w:sz w:val="20"/>
+                <w:szCs w:val="20"/>
+              </w:rPr>
+              <w:t xml:space="preserve">/terminos/</w:t>
+            </w:r>
+          </w:p>
+        </w:tc>
+        <w:tc>
+          <w:tcPr>
+            <w:tcW w:w="6173" w:type="dxa"/>
+          </w:tcPr>
+          <w:p>
+            <w:pPr>
+              <w:spacing w:before="40" w:after="40" w:line="240" w:lineRule="auto"/>
+            </w:pPr>
+            <w:r>
+              <w:rPr>
+                <w:sz w:val="20"/>
+                <w:szCs w:val="20"/>
+              </w:rPr>
+              <w:t xml:space="preserve">Términos y condiciones y aviso de protección de datos (público)</w:t>
             </w:r>
           </w:p>
         </w:tc>
@@ -1426,8 +1466,8 @@
         <w:tblLook w:val="04A0"/>
       </w:tblPr>
       <w:tblGrid>
-        <w:gridCol w:w="2764"/>
-        <w:gridCol w:w="6635"/>
+        <w:gridCol w:w="2724"/>
+        <w:gridCol w:w="6675"/>
       </w:tblGrid>
       <w:tr>
         <w:trPr>
@@ -1436,7 +1476,7 @@
         </w:trPr>
         <w:tc>
           <w:tcPr>
-            <w:tcW w:w="2764" w:type="dxa"/>
+            <w:tcW w:w="2724" w:type="dxa"/>
             <w:shd w:val="clear" w:color="auto" w:fill="D9D9D9"/>
           </w:tcPr>
           <w:p>
@@ -1456,7 +1496,7 @@
         </w:tc>
         <w:tc>
           <w:tcPr>
-            <w:tcW w:w="6635" w:type="dxa"/>
+            <w:tcW w:w="6675" w:type="dxa"/>
             <w:shd w:val="clear" w:color="auto" w:fill="D9D9D9"/>
           </w:tcPr>
           <w:p>
@@ -1481,7 +1521,7 @@
         </w:trPr>
         <w:tc>
           <w:tcPr>
-            <w:tcW w:w="2764" w:type="dxa"/>
+            <w:tcW w:w="2724" w:type="dxa"/>
           </w:tcPr>
           <w:p>
             <w:pPr>
@@ -1499,7 +1539,7 @@
         </w:tc>
         <w:tc>
           <w:tcPr>
-            <w:tcW w:w="6635" w:type="dxa"/>
+            <w:tcW w:w="6675" w:type="dxa"/>
           </w:tcPr>
           <w:p>
             <w:pPr>
@@ -1521,7 +1561,47 @@
         </w:trPr>
         <w:tc>
           <w:tcPr>
-            <w:tcW w:w="2764" w:type="dxa"/>
+            <w:tcW w:w="2724" w:type="dxa"/>
+          </w:tcPr>
+          <w:p>
+            <w:pPr>
+              <w:spacing w:before="40" w:after="40" w:line="240" w:lineRule="auto"/>
+            </w:pPr>
+            <w:r>
+              <w:rPr>
+                <w:rFonts w:ascii="Consolas" w:hAnsi="Consolas" w:cs="Consolas"/>
+                <w:sz w:val="20"/>
+                <w:szCs w:val="20"/>
+              </w:rPr>
+              <w:t xml:space="preserve">finanzas/graficas.py</w:t>
+            </w:r>
+          </w:p>
+        </w:tc>
+        <w:tc>
+          <w:tcPr>
+            <w:tcW w:w="6675" w:type="dxa"/>
+          </w:tcPr>
+          <w:p>
+            <w:pPr>
+              <w:spacing w:before="40" w:after="40" w:line="240" w:lineRule="auto"/>
+            </w:pPr>
+            <w:r>
+              <w:rPr>
+                <w:sz w:val="20"/>
+                <w:szCs w:val="20"/>
+              </w:rPr>
+              <w:t xml:space="preserve">Datos reales de las gráficas del inicio y de los reportes</w:t>
+            </w:r>
+          </w:p>
+        </w:tc>
+      </w:tr>
+      <w:tr>
+        <w:trPr>
+          <w:cantSplit/>
+        </w:trPr>
+        <w:tc>
+          <w:tcPr>
+            <w:tcW w:w="2724" w:type="dxa"/>
           </w:tcPr>
           <w:p>
             <w:pPr>
@@ -1539,7 +1619,7 @@
         </w:tc>
         <w:tc>
           <w:tcPr>
-            <w:tcW w:w="6635" w:type="dxa"/>
+            <w:tcW w:w="6675" w:type="dxa"/>
           </w:tcPr>
           <w:p>
             <w:pPr>
@@ -1561,7 +1641,7 @@
         </w:trPr>
         <w:tc>
           <w:tcPr>
-            <w:tcW w:w="2764" w:type="dxa"/>
+            <w:tcW w:w="2724" w:type="dxa"/>
           </w:tcPr>
           <w:p>
             <w:pPr>
@@ -1579,7 +1659,7 @@
         </w:tc>
         <w:tc>
           <w:tcPr>
-            <w:tcW w:w="6635" w:type="dxa"/>
+            <w:tcW w:w="6675" w:type="dxa"/>
           </w:tcPr>
           <w:p>
             <w:pPr>
@@ -1601,7 +1681,7 @@
         </w:trPr>
         <w:tc>
           <w:tcPr>
-            <w:tcW w:w="2764" w:type="dxa"/>
+            <w:tcW w:w="2724" w:type="dxa"/>
           </w:tcPr>
           <w:p>
             <w:pPr>
@@ -1619,7 +1699,7 @@
         </w:tc>
         <w:tc>
           <w:tcPr>
-            <w:tcW w:w="6635" w:type="dxa"/>
+            <w:tcW w:w="6675" w:type="dxa"/>
           </w:tcPr>
           <w:p>
             <w:pPr>
@@ -1641,7 +1721,7 @@
         </w:trPr>
         <w:tc>
           <w:tcPr>
-            <w:tcW w:w="2764" w:type="dxa"/>
+            <w:tcW w:w="2724" w:type="dxa"/>
           </w:tcPr>
           <w:p>
             <w:pPr>
@@ -1659,7 +1739,7 @@
         </w:tc>
         <w:tc>
           <w:tcPr>
-            <w:tcW w:w="6635" w:type="dxa"/>
+            <w:tcW w:w="6675" w:type="dxa"/>
           </w:tcPr>
           <w:p>
             <w:pPr>
@@ -1681,7 +1761,7 @@
         </w:trPr>
         <w:tc>
           <w:tcPr>
-            <w:tcW w:w="2764" w:type="dxa"/>
+            <w:tcW w:w="2724" w:type="dxa"/>
           </w:tcPr>
           <w:p>
             <w:pPr>
@@ -1699,7 +1779,7 @@
         </w:tc>
         <w:tc>
           <w:tcPr>
-            <w:tcW w:w="6635" w:type="dxa"/>
+            <w:tcW w:w="6675" w:type="dxa"/>
           </w:tcPr>
           <w:p>
             <w:pPr>
@@ -1721,7 +1801,7 @@
         </w:trPr>
         <w:tc>
           <w:tcPr>
-            <w:tcW w:w="2764" w:type="dxa"/>
+            <w:tcW w:w="2724" w:type="dxa"/>
           </w:tcPr>
           <w:p>
             <w:pPr>
@@ -1739,7 +1819,7 @@
         </w:tc>
         <w:tc>
           <w:tcPr>
-            <w:tcW w:w="6635" w:type="dxa"/>
+            <w:tcW w:w="6675" w:type="dxa"/>
           </w:tcPr>
           <w:p>
             <w:pPr>
@@ -1761,7 +1841,7 @@
         </w:trPr>
         <w:tc>
           <w:tcPr>
-            <w:tcW w:w="2764" w:type="dxa"/>
+            <w:tcW w:w="2724" w:type="dxa"/>
           </w:tcPr>
           <w:p>
             <w:pPr>
@@ -1779,7 +1859,7 @@
         </w:tc>
         <w:tc>
           <w:tcPr>
-            <w:tcW w:w="6635" w:type="dxa"/>
+            <w:tcW w:w="6675" w:type="dxa"/>
           </w:tcPr>
           <w:p>
             <w:pPr>
@@ -1801,7 +1881,7 @@
         </w:trPr>
         <w:tc>
           <w:tcPr>
-            <w:tcW w:w="2764" w:type="dxa"/>
+            <w:tcW w:w="2724" w:type="dxa"/>
           </w:tcPr>
           <w:p>
             <w:pPr>
@@ -1819,7 +1899,7 @@
         </w:tc>
         <w:tc>
           <w:tcPr>
-            <w:tcW w:w="6635" w:type="dxa"/>
+            <w:tcW w:w="6675" w:type="dxa"/>
           </w:tcPr>
           <w:p>
             <w:pPr>
@@ -1841,7 +1921,7 @@
         </w:trPr>
         <w:tc>
           <w:tcPr>
-            <w:tcW w:w="2764" w:type="dxa"/>
+            <w:tcW w:w="2724" w:type="dxa"/>
           </w:tcPr>
           <w:p>
             <w:pPr>
@@ -1859,7 +1939,7 @@
         </w:tc>
         <w:tc>
           <w:tcPr>
-            <w:tcW w:w="6635" w:type="dxa"/>
+            <w:tcW w:w="6675" w:type="dxa"/>
           </w:tcPr>
           <w:p>
             <w:pPr>
@@ -1881,7 +1961,7 @@
         </w:trPr>
         <w:tc>
           <w:tcPr>
-            <w:tcW w:w="2764" w:type="dxa"/>
+            <w:tcW w:w="2724" w:type="dxa"/>
           </w:tcPr>
           <w:p>
             <w:pPr>
@@ -1899,7 +1979,7 @@
         </w:tc>
         <w:tc>
           <w:tcPr>
-            <w:tcW w:w="6635" w:type="dxa"/>
+            <w:tcW w:w="6675" w:type="dxa"/>
           </w:tcPr>
           <w:p>
             <w:pPr>
@@ -1921,7 +2001,7 @@
         </w:trPr>
         <w:tc>
           <w:tcPr>
-            <w:tcW w:w="2764" w:type="dxa"/>
+            <w:tcW w:w="2724" w:type="dxa"/>
           </w:tcPr>
           <w:p>
             <w:pPr>
@@ -1939,7 +2019,7 @@
         </w:tc>
         <w:tc>
           <w:tcPr>
-            <w:tcW w:w="6635" w:type="dxa"/>
+            <w:tcW w:w="6675" w:type="dxa"/>
           </w:tcPr>
           <w:p>
             <w:pPr>
@@ -1961,7 +2041,7 @@
         </w:trPr>
         <w:tc>
           <w:tcPr>
-            <w:tcW w:w="2764" w:type="dxa"/>
+            <w:tcW w:w="2724" w:type="dxa"/>
           </w:tcPr>
           <w:p>
             <w:pPr>
@@ -1979,7 +2059,7 @@
         </w:tc>
         <w:tc>
           <w:tcPr>
-            <w:tcW w:w="6635" w:type="dxa"/>
+            <w:tcW w:w="6675" w:type="dxa"/>
           </w:tcPr>
           <w:p>
             <w:pPr>
@@ -2001,7 +2081,7 @@
         </w:trPr>
         <w:tc>
           <w:tcPr>
-            <w:tcW w:w="2764" w:type="dxa"/>
+            <w:tcW w:w="2724" w:type="dxa"/>
           </w:tcPr>
           <w:p>
             <w:pPr>
@@ -2019,7 +2099,7 @@
         </w:tc>
         <w:tc>
           <w:tcPr>
-            <w:tcW w:w="6635" w:type="dxa"/>
+            <w:tcW w:w="6675" w:type="dxa"/>
           </w:tcPr>
           <w:p>
             <w:pPr>

--- a/docs/capitulos_tt2/07_cap7_documentacion_y_problemas.docx
+++ b/docs/capitulos_tt2/07_cap7_documentacion_y_problemas.docx
@@ -359,8 +359,8 @@
         <w:tblLook w:val="04A0"/>
       </w:tblPr>
       <w:tblGrid>
-        <w:gridCol w:w="3226"/>
-        <w:gridCol w:w="6173"/>
+        <w:gridCol w:w="3275"/>
+        <w:gridCol w:w="6124"/>
       </w:tblGrid>
       <w:tr>
         <w:trPr>
@@ -369,7 +369,7 @@
         </w:trPr>
         <w:tc>
           <w:tcPr>
-            <w:tcW w:w="3226" w:type="dxa"/>
+            <w:tcW w:w="3275" w:type="dxa"/>
             <w:shd w:val="clear" w:color="auto" w:fill="D9D9D9"/>
           </w:tcPr>
           <w:p>
@@ -389,7 +389,7 @@
         </w:tc>
         <w:tc>
           <w:tcPr>
-            <w:tcW w:w="6173" w:type="dxa"/>
+            <w:tcW w:w="6124" w:type="dxa"/>
             <w:shd w:val="clear" w:color="auto" w:fill="D9D9D9"/>
           </w:tcPr>
           <w:p>
@@ -414,7 +414,7 @@
         </w:trPr>
         <w:tc>
           <w:tcPr>
-            <w:tcW w:w="3226" w:type="dxa"/>
+            <w:tcW w:w="3275" w:type="dxa"/>
           </w:tcPr>
           <w:p>
             <w:pPr>
@@ -432,7 +432,7 @@
         </w:tc>
         <w:tc>
           <w:tcPr>
-            <w:tcW w:w="6173" w:type="dxa"/>
+            <w:tcW w:w="6124" w:type="dxa"/>
           </w:tcPr>
           <w:p>
             <w:pPr>
@@ -454,7 +454,7 @@
         </w:trPr>
         <w:tc>
           <w:tcPr>
-            <w:tcW w:w="3226" w:type="dxa"/>
+            <w:tcW w:w="3275" w:type="dxa"/>
           </w:tcPr>
           <w:p>
             <w:pPr>
@@ -487,7 +487,7 @@
         </w:tc>
         <w:tc>
           <w:tcPr>
-            <w:tcW w:w="6173" w:type="dxa"/>
+            <w:tcW w:w="6124" w:type="dxa"/>
           </w:tcPr>
           <w:p>
             <w:pPr>
@@ -509,7 +509,7 @@
         </w:trPr>
         <w:tc>
           <w:tcPr>
-            <w:tcW w:w="3226" w:type="dxa"/>
+            <w:tcW w:w="3275" w:type="dxa"/>
           </w:tcPr>
           <w:p>
             <w:pPr>
@@ -527,7 +527,7 @@
         </w:tc>
         <w:tc>
           <w:tcPr>
-            <w:tcW w:w="6173" w:type="dxa"/>
+            <w:tcW w:w="6124" w:type="dxa"/>
           </w:tcPr>
           <w:p>
             <w:pPr>
@@ -549,7 +549,7 @@
         </w:trPr>
         <w:tc>
           <w:tcPr>
-            <w:tcW w:w="3226" w:type="dxa"/>
+            <w:tcW w:w="3275" w:type="dxa"/>
           </w:tcPr>
           <w:p>
             <w:pPr>
@@ -567,7 +567,7 @@
         </w:tc>
         <w:tc>
           <w:tcPr>
-            <w:tcW w:w="6173" w:type="dxa"/>
+            <w:tcW w:w="6124" w:type="dxa"/>
           </w:tcPr>
           <w:p>
             <w:pPr>
@@ -589,7 +589,7 @@
         </w:trPr>
         <w:tc>
           <w:tcPr>
-            <w:tcW w:w="3226" w:type="dxa"/>
+            <w:tcW w:w="3275" w:type="dxa"/>
           </w:tcPr>
           <w:p>
             <w:pPr>
@@ -607,7 +607,7 @@
         </w:tc>
         <w:tc>
           <w:tcPr>
-            <w:tcW w:w="6173" w:type="dxa"/>
+            <w:tcW w:w="6124" w:type="dxa"/>
           </w:tcPr>
           <w:p>
             <w:pPr>
@@ -629,7 +629,7 @@
         </w:trPr>
         <w:tc>
           <w:tcPr>
-            <w:tcW w:w="3226" w:type="dxa"/>
+            <w:tcW w:w="3275" w:type="dxa"/>
           </w:tcPr>
           <w:p>
             <w:pPr>
@@ -647,7 +647,7 @@
         </w:tc>
         <w:tc>
           <w:tcPr>
-            <w:tcW w:w="6173" w:type="dxa"/>
+            <w:tcW w:w="6124" w:type="dxa"/>
           </w:tcPr>
           <w:p>
             <w:pPr>
@@ -669,7 +669,7 @@
         </w:trPr>
         <w:tc>
           <w:tcPr>
-            <w:tcW w:w="3226" w:type="dxa"/>
+            <w:tcW w:w="3275" w:type="dxa"/>
           </w:tcPr>
           <w:p>
             <w:pPr>
@@ -687,7 +687,7 @@
         </w:tc>
         <w:tc>
           <w:tcPr>
-            <w:tcW w:w="6173" w:type="dxa"/>
+            <w:tcW w:w="6124" w:type="dxa"/>
           </w:tcPr>
           <w:p>
             <w:pPr>
@@ -709,7 +709,7 @@
         </w:trPr>
         <w:tc>
           <w:tcPr>
-            <w:tcW w:w="3226" w:type="dxa"/>
+            <w:tcW w:w="3275" w:type="dxa"/>
           </w:tcPr>
           <w:p>
             <w:pPr>
@@ -727,7 +727,7 @@
         </w:tc>
         <w:tc>
           <w:tcPr>
-            <w:tcW w:w="6173" w:type="dxa"/>
+            <w:tcW w:w="6124" w:type="dxa"/>
           </w:tcPr>
           <w:p>
             <w:pPr>
@@ -749,7 +749,7 @@
         </w:trPr>
         <w:tc>
           <w:tcPr>
-            <w:tcW w:w="3226" w:type="dxa"/>
+            <w:tcW w:w="3275" w:type="dxa"/>
           </w:tcPr>
           <w:p>
             <w:pPr>
@@ -782,7 +782,7 @@
         </w:tc>
         <w:tc>
           <w:tcPr>
-            <w:tcW w:w="6173" w:type="dxa"/>
+            <w:tcW w:w="6124" w:type="dxa"/>
           </w:tcPr>
           <w:p>
             <w:pPr>
@@ -804,7 +804,7 @@
         </w:trPr>
         <w:tc>
           <w:tcPr>
-            <w:tcW w:w="3226" w:type="dxa"/>
+            <w:tcW w:w="3275" w:type="dxa"/>
           </w:tcPr>
           <w:p>
             <w:pPr>
@@ -822,7 +822,7 @@
         </w:tc>
         <w:tc>
           <w:tcPr>
-            <w:tcW w:w="6173" w:type="dxa"/>
+            <w:tcW w:w="6124" w:type="dxa"/>
           </w:tcPr>
           <w:p>
             <w:pPr>
@@ -844,7 +844,7 @@
         </w:trPr>
         <w:tc>
           <w:tcPr>
-            <w:tcW w:w="3226" w:type="dxa"/>
+            <w:tcW w:w="3275" w:type="dxa"/>
           </w:tcPr>
           <w:p>
             <w:pPr>
@@ -862,7 +862,7 @@
         </w:tc>
         <w:tc>
           <w:tcPr>
-            <w:tcW w:w="6173" w:type="dxa"/>
+            <w:tcW w:w="6124" w:type="dxa"/>
           </w:tcPr>
           <w:p>
             <w:pPr>
@@ -884,7 +884,7 @@
         </w:trPr>
         <w:tc>
           <w:tcPr>
-            <w:tcW w:w="3226" w:type="dxa"/>
+            <w:tcW w:w="3275" w:type="dxa"/>
           </w:tcPr>
           <w:p>
             <w:pPr>
@@ -902,7 +902,7 @@
         </w:tc>
         <w:tc>
           <w:tcPr>
-            <w:tcW w:w="6173" w:type="dxa"/>
+            <w:tcW w:w="6124" w:type="dxa"/>
           </w:tcPr>
           <w:p>
             <w:pPr>
@@ -924,7 +924,7 @@
         </w:trPr>
         <w:tc>
           <w:tcPr>
-            <w:tcW w:w="3226" w:type="dxa"/>
+            <w:tcW w:w="3275" w:type="dxa"/>
           </w:tcPr>
           <w:p>
             <w:pPr>
@@ -942,7 +942,7 @@
         </w:tc>
         <w:tc>
           <w:tcPr>
-            <w:tcW w:w="6173" w:type="dxa"/>
+            <w:tcW w:w="6124" w:type="dxa"/>
           </w:tcPr>
           <w:p>
             <w:pPr>
@@ -964,7 +964,7 @@
         </w:trPr>
         <w:tc>
           <w:tcPr>
-            <w:tcW w:w="3226" w:type="dxa"/>
+            <w:tcW w:w="3275" w:type="dxa"/>
           </w:tcPr>
           <w:p>
             <w:pPr>
@@ -982,7 +982,7 @@
         </w:tc>
         <w:tc>
           <w:tcPr>
-            <w:tcW w:w="6173" w:type="dxa"/>
+            <w:tcW w:w="6124" w:type="dxa"/>
           </w:tcPr>
           <w:p>
             <w:pPr>
@@ -1004,7 +1004,7 @@
         </w:trPr>
         <w:tc>
           <w:tcPr>
-            <w:tcW w:w="3226" w:type="dxa"/>
+            <w:tcW w:w="3275" w:type="dxa"/>
           </w:tcPr>
           <w:p>
             <w:pPr>
@@ -1022,7 +1022,7 @@
         </w:tc>
         <w:tc>
           <w:tcPr>
-            <w:tcW w:w="6173" w:type="dxa"/>
+            <w:tcW w:w="6124" w:type="dxa"/>
           </w:tcPr>
           <w:p>
             <w:pPr>
@@ -1044,7 +1044,7 @@
         </w:trPr>
         <w:tc>
           <w:tcPr>
-            <w:tcW w:w="3226" w:type="dxa"/>
+            <w:tcW w:w="3275" w:type="dxa"/>
           </w:tcPr>
           <w:p>
             <w:pPr>
@@ -1062,7 +1062,7 @@
         </w:tc>
         <w:tc>
           <w:tcPr>
-            <w:tcW w:w="6173" w:type="dxa"/>
+            <w:tcW w:w="6124" w:type="dxa"/>
           </w:tcPr>
           <w:p>
             <w:pPr>
@@ -1084,7 +1084,7 @@
         </w:trPr>
         <w:tc>
           <w:tcPr>
-            <w:tcW w:w="3226" w:type="dxa"/>
+            <w:tcW w:w="3275" w:type="dxa"/>
           </w:tcPr>
           <w:p>
             <w:pPr>
@@ -1102,7 +1102,7 @@
         </w:tc>
         <w:tc>
           <w:tcPr>
-            <w:tcW w:w="6173" w:type="dxa"/>
+            <w:tcW w:w="6124" w:type="dxa"/>
           </w:tcPr>
           <w:p>
             <w:pPr>
@@ -1124,7 +1124,7 @@
         </w:trPr>
         <w:tc>
           <w:tcPr>
-            <w:tcW w:w="3226" w:type="dxa"/>
+            <w:tcW w:w="3275" w:type="dxa"/>
           </w:tcPr>
           <w:p>
             <w:pPr>
@@ -1142,29 +1142,29 @@
         </w:tc>
         <w:tc>
           <w:tcPr>
-            <w:tcW w:w="6173" w:type="dxa"/>
-          </w:tcPr>
-          <w:p>
-            <w:pPr>
-              <w:spacing w:before="40" w:after="40" w:line="240" w:lineRule="auto"/>
-            </w:pPr>
-            <w:r>
-              <w:rPr>
-                <w:sz w:val="20"/>
-                <w:szCs w:val="20"/>
-              </w:rPr>
-              <w:t xml:space="preserve">Reporte de ventas por periodo, con exportación a CSV</w:t>
-            </w:r>
-          </w:p>
-        </w:tc>
-      </w:tr>
-      <w:tr>
-        <w:trPr>
-          <w:cantSplit/>
-        </w:trPr>
-        <w:tc>
-          <w:tcPr>
-            <w:tcW w:w="3226" w:type="dxa"/>
+            <w:tcW w:w="6124" w:type="dxa"/>
+          </w:tcPr>
+          <w:p>
+            <w:pPr>
+              <w:spacing w:before="40" w:after="40" w:line="240" w:lineRule="auto"/>
+            </w:pPr>
+            <w:r>
+              <w:rPr>
+                <w:sz w:val="20"/>
+                <w:szCs w:val="20"/>
+              </w:rPr>
+              <w:t xml:space="preserve">Reporte de ventas entre dos fechas: lo vendido, la ganancia, los productos que más se mueven y las ventas de cada día</w:t>
+            </w:r>
+          </w:p>
+        </w:tc>
+      </w:tr>
+      <w:tr>
+        <w:trPr>
+          <w:cantSplit/>
+        </w:trPr>
+        <w:tc>
+          <w:tcPr>
+            <w:tcW w:w="3275" w:type="dxa"/>
           </w:tcPr>
           <w:p>
             <w:pPr>
@@ -1197,7 +1197,7 @@
         </w:tc>
         <w:tc>
           <w:tcPr>
-            <w:tcW w:w="6173" w:type="dxa"/>
+            <w:tcW w:w="6124" w:type="dxa"/>
           </w:tcPr>
           <w:p>
             <w:pPr>
@@ -1219,7 +1219,7 @@
         </w:trPr>
         <w:tc>
           <w:tcPr>
-            <w:tcW w:w="3226" w:type="dxa"/>
+            <w:tcW w:w="3275" w:type="dxa"/>
           </w:tcPr>
           <w:p>
             <w:pPr>
@@ -1237,29 +1237,29 @@
         </w:tc>
         <w:tc>
           <w:tcPr>
-            <w:tcW w:w="6173" w:type="dxa"/>
-          </w:tcPr>
-          <w:p>
-            <w:pPr>
-              <w:spacing w:before="40" w:after="40" w:line="240" w:lineRule="auto"/>
-            </w:pPr>
-            <w:r>
-              <w:rPr>
-                <w:sz w:val="20"/>
-                <w:szCs w:val="20"/>
-              </w:rPr>
-              <w:t xml:space="preserve">Pronóstico de ventas; carga primero la base y luego cada modelo por separado</w:t>
-            </w:r>
-          </w:p>
-        </w:tc>
-      </w:tr>
-      <w:tr>
-        <w:trPr>
-          <w:cantSplit/>
-        </w:trPr>
-        <w:tc>
-          <w:tcPr>
-            <w:tcW w:w="3226" w:type="dxa"/>
+            <w:tcW w:w="6124" w:type="dxa"/>
+          </w:tcPr>
+          <w:p>
+            <w:pPr>
+              <w:spacing w:before="40" w:after="40" w:line="240" w:lineRule="auto"/>
+            </w:pPr>
+            <w:r>
+              <w:rPr>
+                <w:sz w:val="20"/>
+                <w:szCs w:val="20"/>
+              </w:rPr>
+              <w:t xml:space="preserve">Pronóstico semanal de ventas con ARIMA</w:t>
+            </w:r>
+          </w:p>
+        </w:tc>
+      </w:tr>
+      <w:tr>
+        <w:trPr>
+          <w:cantSplit/>
+        </w:trPr>
+        <w:tc>
+          <w:tcPr>
+            <w:tcW w:w="3275" w:type="dxa"/>
           </w:tcPr>
           <w:p>
             <w:pPr>
@@ -1277,7 +1277,7 @@
         </w:tc>
         <w:tc>
           <w:tcPr>
-            <w:tcW w:w="6173" w:type="dxa"/>
+            <w:tcW w:w="6124" w:type="dxa"/>
           </w:tcPr>
           <w:p>
             <w:pPr>
@@ -1299,7 +1299,7 @@
         </w:trPr>
         <w:tc>
           <w:tcPr>
-            <w:tcW w:w="3226" w:type="dxa"/>
+            <w:tcW w:w="3275" w:type="dxa"/>
           </w:tcPr>
           <w:p>
             <w:pPr>
@@ -1332,7 +1332,7 @@
         </w:tc>
         <w:tc>
           <w:tcPr>
-            <w:tcW w:w="6173" w:type="dxa"/>
+            <w:tcW w:w="6124" w:type="dxa"/>
           </w:tcPr>
           <w:p>
             <w:pPr>
@@ -1354,7 +1354,7 @@
         </w:trPr>
         <w:tc>
           <w:tcPr>
-            <w:tcW w:w="3226" w:type="dxa"/>
+            <w:tcW w:w="3275" w:type="dxa"/>
           </w:tcPr>
           <w:p>
             <w:pPr>
@@ -1372,7 +1372,7 @@
         </w:tc>
         <w:tc>
           <w:tcPr>
-            <w:tcW w:w="6173" w:type="dxa"/>
+            <w:tcW w:w="6124" w:type="dxa"/>
           </w:tcPr>
           <w:p>
             <w:pPr>
@@ -1394,7 +1394,7 @@
         </w:trPr>
         <w:tc>
           <w:tcPr>
-            <w:tcW w:w="3226" w:type="dxa"/>
+            <w:tcW w:w="3275" w:type="dxa"/>
           </w:tcPr>
           <w:p>
             <w:pPr>
@@ -1412,7 +1412,7 @@
         </w:tc>
         <w:tc>
           <w:tcPr>
-            <w:tcW w:w="6173" w:type="dxa"/>
+            <w:tcW w:w="6124" w:type="dxa"/>
           </w:tcPr>
           <w:p>
             <w:pPr>
